--- a/prompt language.docx
+++ b/prompt language.docx
@@ -4,15 +4,7 @@
   <w:body>
     <w:p>
       <w:r>
-        <w:t xml:space="preserve">1 You are a senior software engineer specialized in building </w:t>
-      </w:r>
-      <w:proofErr w:type="gramStart"/>
-      <w:r>
-        <w:t>highly-scalable</w:t>
-      </w:r>
-      <w:proofErr w:type="gramEnd"/>
-      <w:r>
-        <w:t xml:space="preserve"> and maintainable systems.</w:t>
+        <w:t>1 You are a senior software engineer specialized in building highly-scalable and maintainable systems.</w:t>
       </w:r>
     </w:p>
     <w:p/>
@@ -296,6 +288,27 @@
     <w:p>
       <w:r>
         <w:t>When writing a message for the PR, do not include new lines in the message. Just write a single long message.</w:t>
+      </w:r>
+    </w:p>
+    <w:p/>
+    <w:p/>
+    <w:p>
+      <w:r>
+        <w:t>PROMPT</w:t>
+      </w:r>
+    </w:p>
+    <w:p/>
+    <w:p>
+      <w:r>
+        <w:t xml:space="preserve">Start implementing any of these missing components (API, and Golang Structure (create Golang, so </w:t>
+      </w:r>
+      <w:proofErr w:type="spellStart"/>
+      <w:r>
+        <w:t>i</w:t>
+      </w:r>
+      <w:proofErr w:type="spellEnd"/>
+      <w:r>
+        <w:t xml:space="preserve"> just copy paste it to the Golang server). Provide more detailed analysis of any specific area. Create a development roadmap with specific milestones. Focus on a particular feature (Integrated Training System and converted into report)</w:t>
       </w:r>
     </w:p>
     <w:sectPr>
@@ -910,7 +923,6 @@
   <w:style w:type="character" w:default="1" w:styleId="DefaultParagraphFont">
     <w:name w:val="Default Paragraph Font"/>
     <w:uiPriority w:val="1"/>
-    <w:semiHidden/>
     <w:unhideWhenUsed/>
   </w:style>
   <w:style w:type="table" w:default="1" w:styleId="TableNormal">
